--- a/Practicals formatted/Practical 12.docx
+++ b/Practicals formatted/Practical 12.docx
@@ -224,23 +224,7 @@
           <w:rFonts w:ascii="Bahnschrift" w:hAnsi="Bahnschrift"/>
           <w:lang w:val="en-IN"/>
         </w:rPr>
-        <w:t xml:space="preserve">Yes. Admin users can add new events, update existing event details, and delete events using PHP and </w:t>
-      </w:r>
-      <w:proofErr w:type="spellStart"/>
-      <w:r>
-        <w:rPr>
-          <w:rFonts w:ascii="Bahnschrift" w:hAnsi="Bahnschrift"/>
-          <w:lang w:val="en-IN"/>
-        </w:rPr>
-        <w:t>MySQLi</w:t>
-      </w:r>
-      <w:proofErr w:type="spellEnd"/>
-      <w:r>
-        <w:rPr>
-          <w:rFonts w:ascii="Bahnschrift" w:hAnsi="Bahnschrift"/>
-          <w:lang w:val="en-IN"/>
-        </w:rPr>
-        <w:t>.</w:t>
+        <w:t>Yes. Admin users can add new events, update existing event details, and delete events using PHP and MySQLi.</w:t>
       </w:r>
     </w:p>
     <w:p>
@@ -441,142 +425,361 @@
     <w:p>
       <w:pPr>
         <w:rPr>
-          <w:sz w:val="22"/>
-        </w:rPr>
-      </w:pPr>
+          <w:szCs w:val="24"/>
+        </w:rPr>
+      </w:pPr>
+      <w:r>
+        <w:rPr>
+          <w:szCs w:val="24"/>
+        </w:rPr>
+        <w:t>CREATE DATABASE p12_demo;</w:t>
+      </w:r>
     </w:p>
     <w:p>
       <w:pPr>
         <w:rPr>
-          <w:sz w:val="22"/>
+          <w:szCs w:val="24"/>
         </w:rPr>
       </w:pPr>
       <w:r>
         <w:rPr>
-          <w:sz w:val="22"/>
-        </w:rPr>
-        <w:t>&lt;?</w:t>
+          <w:szCs w:val="24"/>
+        </w:rPr>
+        <w:t>USE p12_demo;</w:t>
       </w:r>
-      <w:proofErr w:type="spellStart"/>
-      <w:r>
-        <w:rPr>
-          <w:sz w:val="22"/>
-        </w:rPr>
-        <w:t>php</w:t>
-      </w:r>
-      <w:proofErr w:type="spellEnd"/>
     </w:p>
     <w:p>
       <w:pPr>
         <w:rPr>
-          <w:sz w:val="22"/>
+          <w:szCs w:val="24"/>
+        </w:rPr>
+      </w:pPr>
+    </w:p>
+    <w:p>
+      <w:pPr>
+        <w:rPr>
+          <w:szCs w:val="24"/>
         </w:rPr>
       </w:pPr>
       <w:r>
         <w:rPr>
-          <w:sz w:val="22"/>
-        </w:rPr>
+          <w:szCs w:val="24"/>
+        </w:rPr>
+        <w:t>CREATE TABLE events (</w:t>
+      </w:r>
+    </w:p>
+    <w:p>
+      <w:pPr>
+        <w:rPr>
+          <w:szCs w:val="24"/>
+        </w:rPr>
+      </w:pPr>
+      <w:r>
+        <w:rPr>
+          <w:szCs w:val="24"/>
+        </w:rPr>
+        <w:t xml:space="preserve">    id INT AUTO_INCREMENT PRIMARY KEY,</w:t>
+      </w:r>
+    </w:p>
+    <w:p>
+      <w:pPr>
+        <w:rPr>
+          <w:szCs w:val="24"/>
+        </w:rPr>
+      </w:pPr>
+      <w:r>
+        <w:rPr>
+          <w:szCs w:val="24"/>
+        </w:rPr>
+        <w:t xml:space="preserve">    title VARCHAR(100),</w:t>
+      </w:r>
+    </w:p>
+    <w:p>
+      <w:pPr>
+        <w:rPr>
+          <w:szCs w:val="24"/>
+        </w:rPr>
+      </w:pPr>
+      <w:r>
+        <w:rPr>
+          <w:szCs w:val="24"/>
+        </w:rPr>
+        <w:t xml:space="preserve">    event_date DATE,</w:t>
+      </w:r>
+    </w:p>
+    <w:p>
+      <w:pPr>
+        <w:rPr>
+          <w:szCs w:val="24"/>
+        </w:rPr>
+      </w:pPr>
+      <w:r>
+        <w:rPr>
+          <w:szCs w:val="24"/>
+        </w:rPr>
+        <w:t xml:space="preserve">    poster VARCHAR(255)</w:t>
+      </w:r>
+    </w:p>
+    <w:p>
+      <w:pPr>
+        <w:rPr>
+          <w:szCs w:val="24"/>
+        </w:rPr>
+      </w:pPr>
+      <w:r>
+        <w:rPr>
+          <w:szCs w:val="24"/>
+        </w:rPr>
+        <w:t>);</w:t>
+      </w:r>
+    </w:p>
+    <w:p>
+      <w:pPr>
+        <w:rPr>
+          <w:szCs w:val="24"/>
+        </w:rPr>
+      </w:pPr>
+    </w:p>
+    <w:p>
+      <w:pPr>
+        <w:rPr>
+          <w:szCs w:val="24"/>
+        </w:rPr>
+      </w:pPr>
+    </w:p>
+    <w:p>
+      <w:pPr>
+        <w:rPr>
+          <w:szCs w:val="24"/>
+        </w:rPr>
+      </w:pPr>
+      <w:r>
+        <w:rPr>
+          <w:szCs w:val="24"/>
+        </w:rPr>
+        <w:t>&lt;?php</w:t>
+      </w:r>
+    </w:p>
+    <w:p>
+      <w:pPr>
+        <w:rPr>
+          <w:szCs w:val="24"/>
+        </w:rPr>
+      </w:pPr>
+      <w:r>
+        <w:rPr>
+          <w:szCs w:val="24"/>
+        </w:rPr>
+        <w:t>$conn = new mysqli("localhost", "root", "", "p12_demo");</w:t>
+      </w:r>
+    </w:p>
+    <w:p>
+      <w:pPr>
+        <w:rPr>
+          <w:szCs w:val="24"/>
+        </w:rPr>
+      </w:pPr>
+    </w:p>
+    <w:p>
+      <w:pPr>
+        <w:rPr>
+          <w:szCs w:val="24"/>
+        </w:rPr>
+      </w:pPr>
+      <w:r>
+        <w:rPr>
+          <w:szCs w:val="24"/>
+        </w:rPr>
+        <w:t>if ($conn-&gt;connect_error) {</w:t>
+      </w:r>
+    </w:p>
+    <w:p>
+      <w:pPr>
+        <w:rPr>
+          <w:szCs w:val="24"/>
+        </w:rPr>
+      </w:pPr>
+      <w:r>
+        <w:rPr>
+          <w:szCs w:val="24"/>
+        </w:rPr>
+        <w:t xml:space="preserve">    die("Database connection failed");</w:t>
+      </w:r>
+    </w:p>
+    <w:p>
+      <w:pPr>
+        <w:rPr>
+          <w:szCs w:val="24"/>
+        </w:rPr>
+      </w:pPr>
+      <w:r>
+        <w:rPr>
+          <w:szCs w:val="24"/>
+        </w:rPr>
+        <w:t>}</w:t>
+      </w:r>
+    </w:p>
+    <w:p>
+      <w:pPr>
+        <w:rPr>
+          <w:szCs w:val="24"/>
+        </w:rPr>
+      </w:pPr>
+    </w:p>
+    <w:p>
+      <w:pPr>
+        <w:rPr>
+          <w:szCs w:val="24"/>
+        </w:rPr>
+      </w:pPr>
+      <w:r>
+        <w:rPr>
+          <w:szCs w:val="24"/>
+        </w:rPr>
+        <w:t>$message = "";</w:t>
+      </w:r>
+    </w:p>
+    <w:p>
+      <w:pPr>
+        <w:rPr>
+          <w:szCs w:val="24"/>
+        </w:rPr>
+      </w:pPr>
+    </w:p>
+    <w:p>
+      <w:pPr>
+        <w:rPr>
+          <w:szCs w:val="24"/>
+        </w:rPr>
+      </w:pPr>
+      <w:r>
+        <w:rPr>
+          <w:szCs w:val="24"/>
+        </w:rPr>
+        <w:lastRenderedPageBreak/>
         <w:t>if ($_SERVER["REQUEST_METHOD"] === "POST") {</w:t>
       </w:r>
     </w:p>
     <w:p>
       <w:pPr>
         <w:rPr>
-          <w:sz w:val="22"/>
+          <w:szCs w:val="24"/>
         </w:rPr>
       </w:pPr>
       <w:r>
         <w:rPr>
-          <w:sz w:val="22"/>
-        </w:rPr>
-        <w:t xml:space="preserve">    if (</w:t>
+          <w:szCs w:val="24"/>
+        </w:rPr>
+        <w:t xml:space="preserve">    $title = trim($_POST["title"] ?? "");</w:t>
       </w:r>
     </w:p>
     <w:p>
       <w:pPr>
         <w:rPr>
-          <w:sz w:val="22"/>
+          <w:szCs w:val="24"/>
         </w:rPr>
       </w:pPr>
       <w:r>
         <w:rPr>
-          <w:sz w:val="22"/>
-        </w:rPr>
-        <w:t xml:space="preserve">        </w:t>
-      </w:r>
-      <w:proofErr w:type="gramStart"/>
-      <w:r>
-        <w:rPr>
-          <w:sz w:val="22"/>
-        </w:rPr>
-        <w:t>!</w:t>
-      </w:r>
-      <w:proofErr w:type="spellStart"/>
-      <w:r>
-        <w:rPr>
-          <w:sz w:val="22"/>
-        </w:rPr>
-        <w:t>isset</w:t>
-      </w:r>
-      <w:proofErr w:type="spellEnd"/>
-      <w:proofErr w:type="gramEnd"/>
-      <w:r>
-        <w:rPr>
-          <w:sz w:val="22"/>
-        </w:rPr>
-        <w:t>($_FILES["poster"]) ||</w:t>
+          <w:szCs w:val="24"/>
+        </w:rPr>
+        <w:t xml:space="preserve">    $date = $_POST["event_date"] ?? "";</w:t>
       </w:r>
     </w:p>
     <w:p>
       <w:pPr>
         <w:rPr>
-          <w:sz w:val="22"/>
+          <w:szCs w:val="24"/>
         </w:rPr>
       </w:pPr>
       <w:r>
         <w:rPr>
-          <w:sz w:val="22"/>
-        </w:rPr>
-        <w:t xml:space="preserve">        $_FILES["poster</w:t>
-      </w:r>
-      <w:proofErr w:type="gramStart"/>
-      <w:r>
-        <w:rPr>
-          <w:sz w:val="22"/>
-        </w:rPr>
-        <w:t>"][</w:t>
-      </w:r>
-      <w:proofErr w:type="gramEnd"/>
-      <w:r>
-        <w:rPr>
-          <w:sz w:val="22"/>
-        </w:rPr>
-        <w:t>"error"</w:t>
-      </w:r>
-      <w:proofErr w:type="gramStart"/>
-      <w:r>
-        <w:rPr>
-          <w:sz w:val="22"/>
-        </w:rPr>
-        <w:t>] !</w:t>
-      </w:r>
-      <w:proofErr w:type="gramEnd"/>
-      <w:r>
-        <w:rPr>
-          <w:sz w:val="22"/>
-        </w:rPr>
-        <w:t>== UPLOAD_ERR_OK</w:t>
+          <w:szCs w:val="24"/>
+        </w:rPr>
+        <w:t xml:space="preserve">    $poster = "";</w:t>
       </w:r>
     </w:p>
     <w:p>
       <w:pPr>
         <w:rPr>
-          <w:sz w:val="22"/>
+          <w:szCs w:val="24"/>
+        </w:rPr>
+      </w:pPr>
+    </w:p>
+    <w:p>
+      <w:pPr>
+        <w:rPr>
+          <w:szCs w:val="24"/>
         </w:rPr>
       </w:pPr>
       <w:r>
         <w:rPr>
-          <w:sz w:val="22"/>
+          <w:szCs w:val="24"/>
+        </w:rPr>
+        <w:t xml:space="preserve">    if ($title === "" || !preg_match('/^\d{4}-\d{2}-\d{2}$/', $date)) {</w:t>
+      </w:r>
+    </w:p>
+    <w:p>
+      <w:pPr>
+        <w:rPr>
+          <w:szCs w:val="24"/>
+        </w:rPr>
+      </w:pPr>
+      <w:r>
+        <w:rPr>
+          <w:szCs w:val="24"/>
+        </w:rPr>
+        <w:t xml:space="preserve">        $message = "Enter valid event details";</w:t>
+      </w:r>
+    </w:p>
+    <w:p>
+      <w:pPr>
+        <w:rPr>
+          <w:szCs w:val="24"/>
+        </w:rPr>
+      </w:pPr>
+      <w:r>
+        <w:rPr>
+          <w:szCs w:val="24"/>
+        </w:rPr>
+        <w:t xml:space="preserve">    } elseif (</w:t>
+      </w:r>
+    </w:p>
+    <w:p>
+      <w:pPr>
+        <w:rPr>
+          <w:szCs w:val="24"/>
+        </w:rPr>
+      </w:pPr>
+      <w:r>
+        <w:rPr>
+          <w:szCs w:val="24"/>
+        </w:rPr>
+        <w:t xml:space="preserve">        !isset($_FILES["poster"]) ||</w:t>
+      </w:r>
+    </w:p>
+    <w:p>
+      <w:pPr>
+        <w:rPr>
+          <w:szCs w:val="24"/>
+        </w:rPr>
+      </w:pPr>
+      <w:r>
+        <w:rPr>
+          <w:szCs w:val="24"/>
+        </w:rPr>
+        <w:t xml:space="preserve">        $_FILES["poster"]["error"] !== UPLOAD_ERR_OK</w:t>
+      </w:r>
+    </w:p>
+    <w:p>
+      <w:pPr>
+        <w:rPr>
+          <w:szCs w:val="24"/>
+        </w:rPr>
+      </w:pPr>
+      <w:r>
+        <w:rPr>
+          <w:szCs w:val="24"/>
         </w:rPr>
         <w:t xml:space="preserve">    ) {</w:t>
       </w:r>
@@ -584,39 +787,444 @@
     <w:p>
       <w:pPr>
         <w:rPr>
-          <w:sz w:val="22"/>
+          <w:szCs w:val="24"/>
         </w:rPr>
       </w:pPr>
       <w:r>
         <w:rPr>
-          <w:sz w:val="22"/>
-        </w:rPr>
-        <w:t xml:space="preserve">        </w:t>
-      </w:r>
-      <w:proofErr w:type="gramStart"/>
-      <w:r>
-        <w:rPr>
-          <w:sz w:val="22"/>
-        </w:rPr>
-        <w:t>exit(</w:t>
-      </w:r>
-      <w:proofErr w:type="gramEnd"/>
-      <w:r>
-        <w:rPr>
-          <w:sz w:val="22"/>
-        </w:rPr>
-        <w:t>"Please select a valid poster.");</w:t>
+          <w:szCs w:val="24"/>
+        </w:rPr>
+        <w:t xml:space="preserve">        $message = "Please select a poster";</w:t>
       </w:r>
     </w:p>
     <w:p>
       <w:pPr>
         <w:rPr>
-          <w:sz w:val="22"/>
+          <w:szCs w:val="24"/>
         </w:rPr>
       </w:pPr>
       <w:r>
         <w:rPr>
-          <w:sz w:val="22"/>
+          <w:szCs w:val="24"/>
+        </w:rPr>
+        <w:t xml:space="preserve">    } elseif ($_FILES["poster"]["size"] &gt; 2 * 1024 * 1024) {</w:t>
+      </w:r>
+    </w:p>
+    <w:p>
+      <w:pPr>
+        <w:rPr>
+          <w:szCs w:val="24"/>
+        </w:rPr>
+      </w:pPr>
+      <w:r>
+        <w:rPr>
+          <w:szCs w:val="24"/>
+        </w:rPr>
+        <w:t xml:space="preserve">        $message = "Poster must be under 2 MB";</w:t>
+      </w:r>
+    </w:p>
+    <w:p>
+      <w:pPr>
+        <w:rPr>
+          <w:szCs w:val="24"/>
+        </w:rPr>
+      </w:pPr>
+      <w:r>
+        <w:rPr>
+          <w:szCs w:val="24"/>
+        </w:rPr>
+        <w:t xml:space="preserve">    } else {</w:t>
+      </w:r>
+    </w:p>
+    <w:p>
+      <w:pPr>
+        <w:rPr>
+          <w:szCs w:val="24"/>
+        </w:rPr>
+      </w:pPr>
+      <w:r>
+        <w:rPr>
+          <w:szCs w:val="24"/>
+        </w:rPr>
+        <w:t xml:space="preserve">        $tmp = $_FILES["poster"]["tmp_name"];</w:t>
+      </w:r>
+    </w:p>
+    <w:p>
+      <w:pPr>
+        <w:rPr>
+          <w:szCs w:val="24"/>
+        </w:rPr>
+      </w:pPr>
+      <w:r>
+        <w:rPr>
+          <w:szCs w:val="24"/>
+        </w:rPr>
+        <w:t xml:space="preserve">        $mime = (new finfo(FILEINFO_MIME_TYPE))-&gt;file($tmp);</w:t>
+      </w:r>
+    </w:p>
+    <w:p>
+      <w:pPr>
+        <w:rPr>
+          <w:szCs w:val="24"/>
+        </w:rPr>
+      </w:pPr>
+      <w:r>
+        <w:rPr>
+          <w:szCs w:val="24"/>
+        </w:rPr>
+        <w:t xml:space="preserve">        $types = ["image/jpeg" =&gt; "jpg", "image/png" =&gt; "png"];</w:t>
+      </w:r>
+    </w:p>
+    <w:p>
+      <w:pPr>
+        <w:rPr>
+          <w:szCs w:val="24"/>
+        </w:rPr>
+      </w:pPr>
+    </w:p>
+    <w:p>
+      <w:pPr>
+        <w:rPr>
+          <w:szCs w:val="24"/>
+        </w:rPr>
+      </w:pPr>
+      <w:r>
+        <w:rPr>
+          <w:szCs w:val="24"/>
+        </w:rPr>
+        <w:t xml:space="preserve">        if (!isset($types[$mime]) || getimagesize($tmp) === false) {</w:t>
+      </w:r>
+    </w:p>
+    <w:p>
+      <w:pPr>
+        <w:rPr>
+          <w:szCs w:val="24"/>
+        </w:rPr>
+      </w:pPr>
+      <w:r>
+        <w:rPr>
+          <w:szCs w:val="24"/>
+        </w:rPr>
+        <w:t xml:space="preserve">            $message = "Only valid JPG and PNG images are allowed";</w:t>
+      </w:r>
+    </w:p>
+    <w:p>
+      <w:pPr>
+        <w:rPr>
+          <w:szCs w:val="24"/>
+        </w:rPr>
+      </w:pPr>
+      <w:r>
+        <w:rPr>
+          <w:szCs w:val="24"/>
+        </w:rPr>
+        <w:t xml:space="preserve">        } else {</w:t>
+      </w:r>
+    </w:p>
+    <w:p>
+      <w:pPr>
+        <w:rPr>
+          <w:szCs w:val="24"/>
+        </w:rPr>
+      </w:pPr>
+      <w:r>
+        <w:rPr>
+          <w:szCs w:val="24"/>
+        </w:rPr>
+        <w:t xml:space="preserve">            $poster = bin2hex(random_bytes(12)) . "." . $types[$mime];</w:t>
+      </w:r>
+    </w:p>
+    <w:p>
+      <w:pPr>
+        <w:rPr>
+          <w:szCs w:val="24"/>
+        </w:rPr>
+      </w:pPr>
+      <w:r>
+        <w:rPr>
+          <w:szCs w:val="24"/>
+        </w:rPr>
+        <w:t xml:space="preserve">            $dir = __DIR__ . "/uploads/";</w:t>
+      </w:r>
+    </w:p>
+    <w:p>
+      <w:pPr>
+        <w:rPr>
+          <w:szCs w:val="24"/>
+        </w:rPr>
+      </w:pPr>
+    </w:p>
+    <w:p>
+      <w:pPr>
+        <w:rPr>
+          <w:szCs w:val="24"/>
+        </w:rPr>
+      </w:pPr>
+      <w:r>
+        <w:rPr>
+          <w:szCs w:val="24"/>
+        </w:rPr>
+        <w:lastRenderedPageBreak/>
+        <w:t xml:space="preserve">            if (!is_dir($dir)) {</w:t>
+      </w:r>
+    </w:p>
+    <w:p>
+      <w:pPr>
+        <w:rPr>
+          <w:szCs w:val="24"/>
+        </w:rPr>
+      </w:pPr>
+      <w:r>
+        <w:rPr>
+          <w:szCs w:val="24"/>
+        </w:rPr>
+        <w:t xml:space="preserve">                mkdir($dir, 0755, true);</w:t>
+      </w:r>
+    </w:p>
+    <w:p>
+      <w:pPr>
+        <w:rPr>
+          <w:szCs w:val="24"/>
+        </w:rPr>
+      </w:pPr>
+      <w:r>
+        <w:rPr>
+          <w:szCs w:val="24"/>
+        </w:rPr>
+        <w:t xml:space="preserve">            }</w:t>
+      </w:r>
+    </w:p>
+    <w:p>
+      <w:pPr>
+        <w:rPr>
+          <w:szCs w:val="24"/>
+        </w:rPr>
+      </w:pPr>
+    </w:p>
+    <w:p>
+      <w:pPr>
+        <w:rPr>
+          <w:szCs w:val="24"/>
+        </w:rPr>
+      </w:pPr>
+      <w:r>
+        <w:rPr>
+          <w:szCs w:val="24"/>
+        </w:rPr>
+        <w:t xml:space="preserve">            if (move_uploaded_file($tmp, $dir . $poster)) {</w:t>
+      </w:r>
+    </w:p>
+    <w:p>
+      <w:pPr>
+        <w:rPr>
+          <w:szCs w:val="24"/>
+        </w:rPr>
+      </w:pPr>
+      <w:r>
+        <w:rPr>
+          <w:szCs w:val="24"/>
+        </w:rPr>
+        <w:t xml:space="preserve">                $stmt = $conn-&gt;prepare(</w:t>
+      </w:r>
+    </w:p>
+    <w:p>
+      <w:pPr>
+        <w:rPr>
+          <w:szCs w:val="24"/>
+        </w:rPr>
+      </w:pPr>
+      <w:r>
+        <w:rPr>
+          <w:szCs w:val="24"/>
+        </w:rPr>
+        <w:t xml:space="preserve">                    "INSERT INTO events (title,event_date,poster)</w:t>
+      </w:r>
+    </w:p>
+    <w:p>
+      <w:pPr>
+        <w:rPr>
+          <w:szCs w:val="24"/>
+        </w:rPr>
+      </w:pPr>
+      <w:r>
+        <w:rPr>
+          <w:szCs w:val="24"/>
+        </w:rPr>
+        <w:t xml:space="preserve">                     VALUES (?,?,?)"</w:t>
+      </w:r>
+    </w:p>
+    <w:p>
+      <w:pPr>
+        <w:rPr>
+          <w:szCs w:val="24"/>
+        </w:rPr>
+      </w:pPr>
+      <w:r>
+        <w:rPr>
+          <w:szCs w:val="24"/>
+        </w:rPr>
+        <w:t xml:space="preserve">                );</w:t>
+      </w:r>
+    </w:p>
+    <w:p>
+      <w:pPr>
+        <w:rPr>
+          <w:szCs w:val="24"/>
+        </w:rPr>
+      </w:pPr>
+      <w:r>
+        <w:rPr>
+          <w:szCs w:val="24"/>
+        </w:rPr>
+        <w:t xml:space="preserve">                $stmt-&gt;bind_param("sss", $title, $date, $poster);</w:t>
+      </w:r>
+    </w:p>
+    <w:p>
+      <w:pPr>
+        <w:rPr>
+          <w:szCs w:val="24"/>
+        </w:rPr>
+      </w:pPr>
+    </w:p>
+    <w:p>
+      <w:pPr>
+        <w:rPr>
+          <w:szCs w:val="24"/>
+        </w:rPr>
+      </w:pPr>
+      <w:r>
+        <w:rPr>
+          <w:szCs w:val="24"/>
+        </w:rPr>
+        <w:t xml:space="preserve">                if ($stmt-&gt;execute()) {</w:t>
+      </w:r>
+    </w:p>
+    <w:p>
+      <w:pPr>
+        <w:rPr>
+          <w:szCs w:val="24"/>
+        </w:rPr>
+      </w:pPr>
+      <w:r>
+        <w:rPr>
+          <w:szCs w:val="24"/>
+        </w:rPr>
+        <w:t xml:space="preserve">                    $message = "Event added successfully";</w:t>
+      </w:r>
+    </w:p>
+    <w:p>
+      <w:pPr>
+        <w:rPr>
+          <w:szCs w:val="24"/>
+        </w:rPr>
+      </w:pPr>
+      <w:r>
+        <w:rPr>
+          <w:szCs w:val="24"/>
+        </w:rPr>
+        <w:t xml:space="preserve">                } else {</w:t>
+      </w:r>
+    </w:p>
+    <w:p>
+      <w:pPr>
+        <w:rPr>
+          <w:szCs w:val="24"/>
+        </w:rPr>
+      </w:pPr>
+      <w:r>
+        <w:rPr>
+          <w:szCs w:val="24"/>
+        </w:rPr>
+        <w:t xml:space="preserve">                    unlink($dir . $poster);</w:t>
+      </w:r>
+    </w:p>
+    <w:p>
+      <w:pPr>
+        <w:rPr>
+          <w:szCs w:val="24"/>
+        </w:rPr>
+      </w:pPr>
+      <w:r>
+        <w:rPr>
+          <w:szCs w:val="24"/>
+        </w:rPr>
+        <w:t xml:space="preserve">                    $message = "Failed to save event";</w:t>
+      </w:r>
+    </w:p>
+    <w:p>
+      <w:pPr>
+        <w:rPr>
+          <w:szCs w:val="24"/>
+        </w:rPr>
+      </w:pPr>
+      <w:r>
+        <w:rPr>
+          <w:szCs w:val="24"/>
+        </w:rPr>
+        <w:t xml:space="preserve">                }</w:t>
+      </w:r>
+    </w:p>
+    <w:p>
+      <w:pPr>
+        <w:rPr>
+          <w:szCs w:val="24"/>
+        </w:rPr>
+      </w:pPr>
+      <w:r>
+        <w:rPr>
+          <w:szCs w:val="24"/>
+        </w:rPr>
+        <w:t xml:space="preserve">            } else {</w:t>
+      </w:r>
+    </w:p>
+    <w:p>
+      <w:pPr>
+        <w:rPr>
+          <w:szCs w:val="24"/>
+        </w:rPr>
+      </w:pPr>
+      <w:r>
+        <w:rPr>
+          <w:szCs w:val="24"/>
+        </w:rPr>
+        <w:t xml:space="preserve">                $message = "Poster upload failed";</w:t>
+      </w:r>
+    </w:p>
+    <w:p>
+      <w:pPr>
+        <w:rPr>
+          <w:szCs w:val="24"/>
+        </w:rPr>
+      </w:pPr>
+      <w:r>
+        <w:rPr>
+          <w:szCs w:val="24"/>
+        </w:rPr>
+        <w:t xml:space="preserve">            }</w:t>
+      </w:r>
+    </w:p>
+    <w:p>
+      <w:pPr>
+        <w:rPr>
+          <w:szCs w:val="24"/>
+        </w:rPr>
+      </w:pPr>
+      <w:r>
+        <w:rPr>
+          <w:szCs w:val="24"/>
+        </w:rPr>
+        <w:t xml:space="preserve">        }</w:t>
+      </w:r>
+    </w:p>
+    <w:p>
+      <w:pPr>
+        <w:rPr>
+          <w:szCs w:val="24"/>
+        </w:rPr>
+      </w:pPr>
+      <w:r>
+        <w:rPr>
+          <w:szCs w:val="24"/>
         </w:rPr>
         <w:t xml:space="preserve">    }</w:t>
       </w:r>
@@ -624,837 +1232,157 @@
     <w:p>
       <w:pPr>
         <w:rPr>
-          <w:sz w:val="22"/>
-        </w:rPr>
-      </w:pPr>
-    </w:p>
-    <w:p>
-      <w:pPr>
-        <w:rPr>
-          <w:sz w:val="22"/>
+          <w:szCs w:val="24"/>
         </w:rPr>
       </w:pPr>
       <w:r>
         <w:rPr>
-          <w:sz w:val="22"/>
-        </w:rPr>
-        <w:t xml:space="preserve">    $file = $_FILES["poster"];</w:t>
-      </w:r>
-    </w:p>
-    <w:p>
-      <w:pPr>
-        <w:rPr>
-          <w:sz w:val="22"/>
-        </w:rPr>
-      </w:pPr>
-    </w:p>
-    <w:p>
-      <w:pPr>
-        <w:rPr>
-          <w:sz w:val="22"/>
-        </w:rPr>
-      </w:pPr>
-      <w:r>
-        <w:rPr>
-          <w:sz w:val="22"/>
-        </w:rPr>
-        <w:t xml:space="preserve">    if ($file["size"] &gt; 2 * 1024 * 1024) {</w:t>
-      </w:r>
-    </w:p>
-    <w:p>
-      <w:pPr>
-        <w:rPr>
-          <w:sz w:val="22"/>
-        </w:rPr>
-      </w:pPr>
-      <w:r>
-        <w:rPr>
-          <w:sz w:val="22"/>
-        </w:rPr>
-        <w:t xml:space="preserve">        </w:t>
-      </w:r>
-      <w:proofErr w:type="gramStart"/>
-      <w:r>
-        <w:rPr>
-          <w:sz w:val="22"/>
-        </w:rPr>
-        <w:t>exit(</w:t>
-      </w:r>
-      <w:proofErr w:type="gramEnd"/>
-      <w:r>
-        <w:rPr>
-          <w:sz w:val="22"/>
-        </w:rPr>
-        <w:t>"Poster must be 2 MB or smaller.");</w:t>
-      </w:r>
-    </w:p>
-    <w:p>
-      <w:pPr>
-        <w:rPr>
-          <w:sz w:val="22"/>
-        </w:rPr>
-      </w:pPr>
-      <w:r>
-        <w:rPr>
-          <w:sz w:val="22"/>
-        </w:rPr>
-        <w:t xml:space="preserve">    }</w:t>
-      </w:r>
-    </w:p>
-    <w:p>
-      <w:pPr>
-        <w:rPr>
-          <w:sz w:val="22"/>
-        </w:rPr>
-      </w:pPr>
-    </w:p>
-    <w:p>
-      <w:pPr>
-        <w:rPr>
-          <w:sz w:val="22"/>
-        </w:rPr>
-      </w:pPr>
-      <w:r>
-        <w:rPr>
-          <w:sz w:val="22"/>
-        </w:rPr>
-        <w:t xml:space="preserve">    $</w:t>
-      </w:r>
-      <w:proofErr w:type="spellStart"/>
-      <w:r>
-        <w:rPr>
-          <w:sz w:val="22"/>
-        </w:rPr>
-        <w:t>finfo</w:t>
-      </w:r>
-      <w:proofErr w:type="spellEnd"/>
-      <w:r>
-        <w:rPr>
-          <w:sz w:val="22"/>
-        </w:rPr>
-        <w:t xml:space="preserve"> = new </w:t>
-      </w:r>
-      <w:proofErr w:type="spellStart"/>
-      <w:proofErr w:type="gramStart"/>
-      <w:r>
-        <w:rPr>
-          <w:sz w:val="22"/>
-        </w:rPr>
-        <w:t>finfo</w:t>
-      </w:r>
-      <w:proofErr w:type="spellEnd"/>
-      <w:r>
-        <w:rPr>
-          <w:sz w:val="22"/>
-        </w:rPr>
-        <w:t>(</w:t>
-      </w:r>
-      <w:proofErr w:type="gramEnd"/>
-      <w:r>
-        <w:rPr>
-          <w:sz w:val="22"/>
-        </w:rPr>
-        <w:t>FILEINFO_MIME_TYPE);</w:t>
-      </w:r>
-    </w:p>
-    <w:p>
-      <w:pPr>
-        <w:rPr>
-          <w:sz w:val="22"/>
-        </w:rPr>
-      </w:pPr>
-      <w:r>
-        <w:rPr>
-          <w:sz w:val="22"/>
-        </w:rPr>
-        <w:t xml:space="preserve">    $mime = $</w:t>
-      </w:r>
-      <w:proofErr w:type="spellStart"/>
-      <w:r>
-        <w:rPr>
-          <w:sz w:val="22"/>
-        </w:rPr>
-        <w:t>finfo</w:t>
-      </w:r>
-      <w:proofErr w:type="spellEnd"/>
-      <w:r>
-        <w:rPr>
-          <w:sz w:val="22"/>
-        </w:rPr>
-        <w:t>-&gt;file($file["</w:t>
-      </w:r>
-      <w:proofErr w:type="spellStart"/>
-      <w:r>
-        <w:rPr>
-          <w:sz w:val="22"/>
-        </w:rPr>
-        <w:t>tmp_name</w:t>
-      </w:r>
-      <w:proofErr w:type="spellEnd"/>
-      <w:r>
-        <w:rPr>
-          <w:sz w:val="22"/>
-        </w:rPr>
-        <w:t>"]);</w:t>
-      </w:r>
-    </w:p>
-    <w:p>
-      <w:pPr>
-        <w:rPr>
-          <w:sz w:val="22"/>
-        </w:rPr>
-      </w:pPr>
-    </w:p>
-    <w:p>
-      <w:pPr>
-        <w:rPr>
-          <w:sz w:val="22"/>
-        </w:rPr>
-      </w:pPr>
-      <w:r>
-        <w:rPr>
-          <w:sz w:val="22"/>
-        </w:rPr>
-        <w:t xml:space="preserve">    $allowed = </w:t>
-      </w:r>
-      <w:proofErr w:type="gramStart"/>
-      <w:r>
-        <w:rPr>
-          <w:sz w:val="22"/>
-        </w:rPr>
-        <w:t>array(</w:t>
-      </w:r>
-      <w:proofErr w:type="gramEnd"/>
-    </w:p>
-    <w:p>
-      <w:pPr>
-        <w:rPr>
-          <w:sz w:val="22"/>
-        </w:rPr>
-      </w:pPr>
-      <w:r>
-        <w:rPr>
-          <w:sz w:val="22"/>
-        </w:rPr>
-        <w:t xml:space="preserve">        "image/jpeg" =&gt; "jpg",</w:t>
-      </w:r>
-    </w:p>
-    <w:p>
-      <w:pPr>
-        <w:rPr>
-          <w:sz w:val="22"/>
-        </w:rPr>
-      </w:pPr>
-      <w:r>
-        <w:rPr>
-          <w:sz w:val="22"/>
-        </w:rPr>
-        <w:lastRenderedPageBreak/>
-        <w:t xml:space="preserve">        "image/</w:t>
-      </w:r>
-      <w:proofErr w:type="spellStart"/>
-      <w:r>
-        <w:rPr>
-          <w:sz w:val="22"/>
-        </w:rPr>
-        <w:t>png</w:t>
-      </w:r>
-      <w:proofErr w:type="spellEnd"/>
-      <w:r>
-        <w:rPr>
-          <w:sz w:val="22"/>
-        </w:rPr>
-        <w:t>" =&gt; "</w:t>
-      </w:r>
-      <w:proofErr w:type="spellStart"/>
-      <w:r>
-        <w:rPr>
-          <w:sz w:val="22"/>
-        </w:rPr>
-        <w:t>png</w:t>
-      </w:r>
-      <w:proofErr w:type="spellEnd"/>
-      <w:r>
-        <w:rPr>
-          <w:sz w:val="22"/>
-        </w:rPr>
-        <w:t>",</w:t>
-      </w:r>
-    </w:p>
-    <w:p>
-      <w:pPr>
-        <w:rPr>
-          <w:sz w:val="22"/>
-        </w:rPr>
-      </w:pPr>
-      <w:r>
-        <w:rPr>
-          <w:sz w:val="22"/>
-        </w:rPr>
-        <w:t xml:space="preserve">        "image/</w:t>
-      </w:r>
-      <w:proofErr w:type="spellStart"/>
-      <w:r>
-        <w:rPr>
-          <w:sz w:val="22"/>
-        </w:rPr>
-        <w:t>webp</w:t>
-      </w:r>
-      <w:proofErr w:type="spellEnd"/>
-      <w:r>
-        <w:rPr>
-          <w:sz w:val="22"/>
-        </w:rPr>
-        <w:t>" =&gt; "</w:t>
-      </w:r>
-      <w:proofErr w:type="spellStart"/>
-      <w:r>
-        <w:rPr>
-          <w:sz w:val="22"/>
-        </w:rPr>
-        <w:t>webp</w:t>
-      </w:r>
-      <w:proofErr w:type="spellEnd"/>
-      <w:r>
-        <w:rPr>
-          <w:sz w:val="22"/>
-        </w:rPr>
-        <w:t>"</w:t>
-      </w:r>
-    </w:p>
-    <w:p>
-      <w:pPr>
-        <w:rPr>
-          <w:sz w:val="22"/>
-        </w:rPr>
-      </w:pPr>
-      <w:r>
-        <w:rPr>
-          <w:sz w:val="22"/>
-        </w:rPr>
-        <w:t xml:space="preserve">    );</w:t>
-      </w:r>
-    </w:p>
-    <w:p>
-      <w:pPr>
-        <w:rPr>
-          <w:sz w:val="22"/>
-        </w:rPr>
-      </w:pPr>
-    </w:p>
-    <w:p>
-      <w:pPr>
-        <w:rPr>
-          <w:sz w:val="22"/>
-        </w:rPr>
-      </w:pPr>
-      <w:r>
-        <w:rPr>
-          <w:sz w:val="22"/>
-        </w:rPr>
-        <w:t xml:space="preserve">    if </w:t>
-      </w:r>
-      <w:proofErr w:type="gramStart"/>
-      <w:r>
-        <w:rPr>
-          <w:sz w:val="22"/>
-        </w:rPr>
-        <w:t>(!</w:t>
-      </w:r>
-      <w:proofErr w:type="spellStart"/>
-      <w:r>
-        <w:rPr>
-          <w:sz w:val="22"/>
-        </w:rPr>
-        <w:t>isset</w:t>
-      </w:r>
-      <w:proofErr w:type="spellEnd"/>
-      <w:proofErr w:type="gramEnd"/>
-      <w:r>
-        <w:rPr>
-          <w:sz w:val="22"/>
-        </w:rPr>
-        <w:t>($allowed[$mime])) {</w:t>
-      </w:r>
-    </w:p>
-    <w:p>
-      <w:pPr>
-        <w:rPr>
-          <w:sz w:val="22"/>
-        </w:rPr>
-      </w:pPr>
-      <w:r>
-        <w:rPr>
-          <w:sz w:val="22"/>
-        </w:rPr>
-        <w:t xml:space="preserve">        </w:t>
-      </w:r>
-      <w:proofErr w:type="gramStart"/>
-      <w:r>
-        <w:rPr>
-          <w:sz w:val="22"/>
-        </w:rPr>
-        <w:t>exit(</w:t>
-      </w:r>
-      <w:proofErr w:type="gramEnd"/>
-      <w:r>
-        <w:rPr>
-          <w:sz w:val="22"/>
-        </w:rPr>
-        <w:t>"Only JPG, PNG and WEBP posters are allowed.");</w:t>
-      </w:r>
-    </w:p>
-    <w:p>
-      <w:pPr>
-        <w:rPr>
-          <w:sz w:val="22"/>
-        </w:rPr>
-      </w:pPr>
-      <w:r>
-        <w:rPr>
-          <w:sz w:val="22"/>
-        </w:rPr>
-        <w:t xml:space="preserve">    }</w:t>
-      </w:r>
-    </w:p>
-    <w:p>
-      <w:pPr>
-        <w:rPr>
-          <w:sz w:val="22"/>
-        </w:rPr>
-      </w:pPr>
-    </w:p>
-    <w:p>
-      <w:pPr>
-        <w:rPr>
-          <w:sz w:val="22"/>
-        </w:rPr>
-      </w:pPr>
-      <w:r>
-        <w:rPr>
-          <w:sz w:val="22"/>
-        </w:rPr>
-        <w:t xml:space="preserve">    $directory = __DIR_</w:t>
-      </w:r>
-      <w:proofErr w:type="gramStart"/>
-      <w:r>
-        <w:rPr>
-          <w:sz w:val="22"/>
-        </w:rPr>
-        <w:t>_ .</w:t>
-      </w:r>
-      <w:proofErr w:type="gramEnd"/>
-      <w:r>
-        <w:rPr>
-          <w:sz w:val="22"/>
-        </w:rPr>
-        <w:t xml:space="preserve"> "</w:t>
-      </w:r>
-      <w:proofErr w:type="gramStart"/>
-      <w:r>
-        <w:rPr>
-          <w:sz w:val="22"/>
-        </w:rPr>
-        <w:t>/..</w:t>
-      </w:r>
-      <w:proofErr w:type="gramEnd"/>
-      <w:r>
-        <w:rPr>
-          <w:sz w:val="22"/>
-        </w:rPr>
-        <w:t>/uploads/posters/";</w:t>
-      </w:r>
-    </w:p>
-    <w:p>
-      <w:pPr>
-        <w:rPr>
-          <w:sz w:val="22"/>
-        </w:rPr>
-      </w:pPr>
-    </w:p>
-    <w:p>
-      <w:pPr>
-        <w:rPr>
-          <w:sz w:val="22"/>
-        </w:rPr>
-      </w:pPr>
-      <w:r>
-        <w:rPr>
-          <w:sz w:val="22"/>
-        </w:rPr>
-        <w:t xml:space="preserve">    if </w:t>
-      </w:r>
-      <w:proofErr w:type="gramStart"/>
-      <w:r>
-        <w:rPr>
-          <w:sz w:val="22"/>
-        </w:rPr>
-        <w:t>(!</w:t>
-      </w:r>
-      <w:proofErr w:type="spellStart"/>
-      <w:r>
-        <w:rPr>
-          <w:sz w:val="22"/>
-        </w:rPr>
-        <w:t>is</w:t>
-      </w:r>
-      <w:proofErr w:type="gramEnd"/>
-      <w:r>
-        <w:rPr>
-          <w:sz w:val="22"/>
-        </w:rPr>
-        <w:t>_dir</w:t>
-      </w:r>
-      <w:proofErr w:type="spellEnd"/>
-      <w:r>
-        <w:rPr>
-          <w:sz w:val="22"/>
-        </w:rPr>
-        <w:t>($directory) &amp;&amp;</w:t>
-      </w:r>
-    </w:p>
-    <w:p>
-      <w:pPr>
-        <w:rPr>
-          <w:sz w:val="22"/>
-        </w:rPr>
-      </w:pPr>
-      <w:r>
-        <w:rPr>
-          <w:sz w:val="22"/>
-        </w:rPr>
-        <w:t xml:space="preserve">        </w:t>
-      </w:r>
-      <w:proofErr w:type="gramStart"/>
-      <w:r>
-        <w:rPr>
-          <w:sz w:val="22"/>
-        </w:rPr>
-        <w:t>!</w:t>
-      </w:r>
-      <w:proofErr w:type="spellStart"/>
-      <w:r>
-        <w:rPr>
-          <w:sz w:val="22"/>
-        </w:rPr>
-        <w:t>mkdir</w:t>
-      </w:r>
-      <w:proofErr w:type="spellEnd"/>
-      <w:proofErr w:type="gramEnd"/>
-      <w:r>
-        <w:rPr>
-          <w:sz w:val="22"/>
-        </w:rPr>
-        <w:t>($directory, 0755, true)) {</w:t>
-      </w:r>
-    </w:p>
-    <w:p>
-      <w:pPr>
-        <w:rPr>
-          <w:sz w:val="22"/>
-        </w:rPr>
-      </w:pPr>
-      <w:r>
-        <w:rPr>
-          <w:sz w:val="22"/>
-        </w:rPr>
-        <w:t xml:space="preserve">        </w:t>
-      </w:r>
-      <w:proofErr w:type="gramStart"/>
-      <w:r>
-        <w:rPr>
-          <w:sz w:val="22"/>
-        </w:rPr>
-        <w:t>exit(</w:t>
-      </w:r>
-      <w:proofErr w:type="gramEnd"/>
-      <w:r>
-        <w:rPr>
-          <w:sz w:val="22"/>
-        </w:rPr>
-        <w:t>"Upload directory could not be created.");</w:t>
-      </w:r>
-    </w:p>
-    <w:p>
-      <w:pPr>
-        <w:rPr>
-          <w:sz w:val="22"/>
-        </w:rPr>
-      </w:pPr>
-      <w:r>
-        <w:rPr>
-          <w:sz w:val="22"/>
-        </w:rPr>
-        <w:t xml:space="preserve">    }</w:t>
-      </w:r>
-    </w:p>
-    <w:p>
-      <w:pPr>
-        <w:rPr>
-          <w:sz w:val="22"/>
-        </w:rPr>
-      </w:pPr>
-    </w:p>
-    <w:p>
-      <w:pPr>
-        <w:rPr>
-          <w:sz w:val="22"/>
-        </w:rPr>
-      </w:pPr>
-      <w:r>
-        <w:rPr>
-          <w:sz w:val="22"/>
-        </w:rPr>
-        <w:t xml:space="preserve">    $filename = bin2hex(</w:t>
-      </w:r>
-      <w:proofErr w:type="spellStart"/>
-      <w:r>
-        <w:rPr>
-          <w:sz w:val="22"/>
-        </w:rPr>
-        <w:t>random_</w:t>
-      </w:r>
-      <w:proofErr w:type="gramStart"/>
-      <w:r>
-        <w:rPr>
-          <w:sz w:val="22"/>
-        </w:rPr>
-        <w:t>bytes</w:t>
-      </w:r>
-      <w:proofErr w:type="spellEnd"/>
-      <w:r>
-        <w:rPr>
-          <w:sz w:val="22"/>
-        </w:rPr>
-        <w:t>(</w:t>
-      </w:r>
-      <w:proofErr w:type="gramEnd"/>
-      <w:r>
-        <w:rPr>
-          <w:sz w:val="22"/>
-        </w:rPr>
-        <w:t>16))</w:t>
-      </w:r>
-    </w:p>
-    <w:p>
-      <w:pPr>
-        <w:rPr>
-          <w:sz w:val="22"/>
-        </w:rPr>
-      </w:pPr>
-      <w:r>
-        <w:rPr>
-          <w:sz w:val="22"/>
-        </w:rPr>
-        <w:t xml:space="preserve">        . "." . $allowed[$mime];</w:t>
-      </w:r>
-    </w:p>
-    <w:p>
-      <w:pPr>
-        <w:rPr>
-          <w:sz w:val="22"/>
-        </w:rPr>
-      </w:pPr>
-    </w:p>
-    <w:p>
-      <w:pPr>
-        <w:rPr>
-          <w:sz w:val="22"/>
-        </w:rPr>
-      </w:pPr>
-      <w:r>
-        <w:rPr>
-          <w:sz w:val="22"/>
-        </w:rPr>
-        <w:t xml:space="preserve">    if </w:t>
-      </w:r>
-      <w:proofErr w:type="gramStart"/>
-      <w:r>
-        <w:rPr>
-          <w:sz w:val="22"/>
-        </w:rPr>
-        <w:t>(!</w:t>
-      </w:r>
-      <w:proofErr w:type="spellStart"/>
-      <w:r>
-        <w:rPr>
-          <w:sz w:val="22"/>
-        </w:rPr>
-        <w:t>move</w:t>
-      </w:r>
-      <w:proofErr w:type="gramEnd"/>
-      <w:r>
-        <w:rPr>
-          <w:sz w:val="22"/>
-        </w:rPr>
-        <w:t>_uploaded_</w:t>
-      </w:r>
-      <w:proofErr w:type="gramStart"/>
-      <w:r>
-        <w:rPr>
-          <w:sz w:val="22"/>
-        </w:rPr>
-        <w:t>file</w:t>
-      </w:r>
-      <w:proofErr w:type="spellEnd"/>
-      <w:r>
-        <w:rPr>
-          <w:sz w:val="22"/>
-        </w:rPr>
-        <w:t>(</w:t>
-      </w:r>
-      <w:proofErr w:type="gramEnd"/>
-    </w:p>
-    <w:p>
-      <w:pPr>
-        <w:rPr>
-          <w:sz w:val="22"/>
-        </w:rPr>
-      </w:pPr>
-      <w:r>
-        <w:rPr>
-          <w:sz w:val="22"/>
-        </w:rPr>
-        <w:t xml:space="preserve">        $file["</w:t>
-      </w:r>
-      <w:proofErr w:type="spellStart"/>
-      <w:r>
-        <w:rPr>
-          <w:sz w:val="22"/>
-        </w:rPr>
-        <w:t>tmp_name</w:t>
-      </w:r>
-      <w:proofErr w:type="spellEnd"/>
-      <w:r>
-        <w:rPr>
-          <w:sz w:val="22"/>
-        </w:rPr>
-        <w:t>"],</w:t>
-      </w:r>
-    </w:p>
-    <w:p>
-      <w:pPr>
-        <w:rPr>
-          <w:sz w:val="22"/>
-        </w:rPr>
-      </w:pPr>
-      <w:r>
-        <w:rPr>
-          <w:sz w:val="22"/>
-        </w:rPr>
-        <w:t xml:space="preserve">        $</w:t>
-      </w:r>
-      <w:proofErr w:type="gramStart"/>
-      <w:r>
-        <w:rPr>
-          <w:sz w:val="22"/>
-        </w:rPr>
-        <w:t>directory .</w:t>
-      </w:r>
-      <w:proofErr w:type="gramEnd"/>
-      <w:r>
-        <w:rPr>
-          <w:sz w:val="22"/>
-        </w:rPr>
-        <w:t xml:space="preserve"> $filename</w:t>
-      </w:r>
-    </w:p>
-    <w:p>
-      <w:pPr>
-        <w:rPr>
-          <w:sz w:val="22"/>
-        </w:rPr>
-      </w:pPr>
-      <w:r>
-        <w:rPr>
-          <w:sz w:val="22"/>
-        </w:rPr>
-        <w:t xml:space="preserve">    )) {</w:t>
-      </w:r>
-    </w:p>
-    <w:p>
-      <w:pPr>
-        <w:rPr>
-          <w:sz w:val="22"/>
-        </w:rPr>
-      </w:pPr>
-      <w:r>
-        <w:rPr>
-          <w:sz w:val="22"/>
-        </w:rPr>
-        <w:t xml:space="preserve">        </w:t>
-      </w:r>
-      <w:proofErr w:type="gramStart"/>
-      <w:r>
-        <w:rPr>
-          <w:sz w:val="22"/>
-        </w:rPr>
-        <w:t>exit(</w:t>
-      </w:r>
-      <w:proofErr w:type="gramEnd"/>
-      <w:r>
-        <w:rPr>
-          <w:sz w:val="22"/>
-        </w:rPr>
-        <w:t>"Poster upload failed.");</w:t>
-      </w:r>
-    </w:p>
-    <w:p>
-      <w:pPr>
-        <w:rPr>
-          <w:sz w:val="22"/>
-        </w:rPr>
-      </w:pPr>
-      <w:r>
-        <w:rPr>
-          <w:sz w:val="22"/>
-        </w:rPr>
-        <w:t xml:space="preserve">    }</w:t>
-      </w:r>
-    </w:p>
-    <w:p>
-      <w:pPr>
-        <w:rPr>
-          <w:sz w:val="22"/>
-        </w:rPr>
-      </w:pPr>
-    </w:p>
-    <w:p>
-      <w:pPr>
-        <w:rPr>
-          <w:sz w:val="22"/>
-        </w:rPr>
-      </w:pPr>
-      <w:r>
-        <w:rPr>
-          <w:sz w:val="22"/>
-        </w:rPr>
-        <w:t xml:space="preserve">    echo "Poster uploaded successfully.";</w:t>
-      </w:r>
-    </w:p>
-    <w:p>
-      <w:pPr>
-        <w:rPr>
-          <w:sz w:val="22"/>
-        </w:rPr>
-      </w:pPr>
-      <w:r>
-        <w:rPr>
-          <w:sz w:val="22"/>
-        </w:rPr>
-        <w:lastRenderedPageBreak/>
+          <w:szCs w:val="24"/>
+        </w:rPr>
         <w:t>}</w:t>
       </w:r>
     </w:p>
     <w:p>
       <w:pPr>
         <w:rPr>
-          <w:sz w:val="22"/>
+          <w:szCs w:val="24"/>
+        </w:rPr>
+      </w:pPr>
+    </w:p>
+    <w:p>
+      <w:pPr>
+        <w:rPr>
+          <w:szCs w:val="24"/>
         </w:rPr>
       </w:pPr>
       <w:r>
         <w:rPr>
-          <w:sz w:val="22"/>
+          <w:szCs w:val="24"/>
+        </w:rPr>
+        <w:t>if (isset($_POST["delete"])) {</w:t>
+      </w:r>
+    </w:p>
+    <w:p>
+      <w:pPr>
+        <w:rPr>
+          <w:szCs w:val="24"/>
+        </w:rPr>
+      </w:pPr>
+      <w:r>
+        <w:rPr>
+          <w:szCs w:val="24"/>
+        </w:rPr>
+        <w:lastRenderedPageBreak/>
+        <w:t xml:space="preserve">    $id = (int)$_POST["id"];</w:t>
+      </w:r>
+    </w:p>
+    <w:p>
+      <w:pPr>
+        <w:rPr>
+          <w:szCs w:val="24"/>
+        </w:rPr>
+      </w:pPr>
+      <w:r>
+        <w:rPr>
+          <w:szCs w:val="24"/>
+        </w:rPr>
+        <w:t xml:space="preserve">    $stmt = $conn-&gt;prepare("DELETE FROM events WHERE id=?");</w:t>
+      </w:r>
+    </w:p>
+    <w:p>
+      <w:pPr>
+        <w:rPr>
+          <w:szCs w:val="24"/>
+        </w:rPr>
+      </w:pPr>
+      <w:r>
+        <w:rPr>
+          <w:szCs w:val="24"/>
+        </w:rPr>
+        <w:t xml:space="preserve">    $stmt-&gt;bind_param("i", $id);</w:t>
+      </w:r>
+    </w:p>
+    <w:p>
+      <w:pPr>
+        <w:rPr>
+          <w:szCs w:val="24"/>
+        </w:rPr>
+      </w:pPr>
+      <w:r>
+        <w:rPr>
+          <w:szCs w:val="24"/>
+        </w:rPr>
+        <w:t xml:space="preserve">    $message = ($stmt-&gt;execute() &amp;&amp; $stmt-&gt;affected_rows &gt; 0)</w:t>
+      </w:r>
+    </w:p>
+    <w:p>
+      <w:pPr>
+        <w:rPr>
+          <w:szCs w:val="24"/>
+        </w:rPr>
+      </w:pPr>
+      <w:r>
+        <w:rPr>
+          <w:szCs w:val="24"/>
+        </w:rPr>
+        <w:t xml:space="preserve">        ? "Event deleted successfully"</w:t>
+      </w:r>
+    </w:p>
+    <w:p>
+      <w:pPr>
+        <w:rPr>
+          <w:szCs w:val="24"/>
+        </w:rPr>
+      </w:pPr>
+      <w:r>
+        <w:rPr>
+          <w:szCs w:val="24"/>
+        </w:rPr>
+        <w:t xml:space="preserve">        : "Event not found";</w:t>
+      </w:r>
+    </w:p>
+    <w:p>
+      <w:pPr>
+        <w:rPr>
+          <w:szCs w:val="24"/>
+        </w:rPr>
+      </w:pPr>
+      <w:r>
+        <w:rPr>
+          <w:szCs w:val="24"/>
+        </w:rPr>
+        <w:t>}</w:t>
+      </w:r>
+    </w:p>
+    <w:p>
+      <w:pPr>
+        <w:rPr>
+          <w:szCs w:val="24"/>
+        </w:rPr>
+      </w:pPr>
+    </w:p>
+    <w:p>
+      <w:pPr>
+        <w:rPr>
+          <w:szCs w:val="24"/>
+        </w:rPr>
+      </w:pPr>
+      <w:r>
+        <w:rPr>
+          <w:szCs w:val="24"/>
+        </w:rPr>
+        <w:t>$result = $conn-&gt;query("SELECT * FROM events ORDER BY id DESC");</w:t>
+      </w:r>
+    </w:p>
+    <w:p>
+      <w:pPr>
+        <w:rPr>
+          <w:szCs w:val="24"/>
+        </w:rPr>
+      </w:pPr>
+      <w:r>
+        <w:rPr>
+          <w:szCs w:val="24"/>
         </w:rPr>
         <w:t>?&gt;</w:t>
       </w:r>
@@ -1462,121 +1390,117 @@
     <w:p>
       <w:pPr>
         <w:rPr>
-          <w:sz w:val="22"/>
+          <w:szCs w:val="24"/>
         </w:rPr>
       </w:pPr>
     </w:p>
     <w:p>
       <w:pPr>
         <w:rPr>
-          <w:sz w:val="22"/>
+          <w:szCs w:val="24"/>
         </w:rPr>
       </w:pPr>
       <w:r>
         <w:rPr>
-          <w:sz w:val="22"/>
-        </w:rPr>
-        <w:t xml:space="preserve">&lt;form method="POST" </w:t>
-      </w:r>
-      <w:proofErr w:type="spellStart"/>
-      <w:r>
-        <w:rPr>
-          <w:sz w:val="22"/>
-        </w:rPr>
-        <w:t>enctype</w:t>
-      </w:r>
-      <w:proofErr w:type="spellEnd"/>
-      <w:r>
-        <w:rPr>
-          <w:sz w:val="22"/>
-        </w:rPr>
-        <w:t>="multipart/form-data"&gt;</w:t>
+          <w:szCs w:val="24"/>
+        </w:rPr>
+        <w:t>&lt;h2&gt;Event Management&lt;/h2&gt;</w:t>
       </w:r>
     </w:p>
     <w:p>
       <w:pPr>
         <w:rPr>
-          <w:sz w:val="22"/>
+          <w:szCs w:val="24"/>
         </w:rPr>
       </w:pPr>
       <w:r>
         <w:rPr>
-          <w:sz w:val="22"/>
-        </w:rPr>
-        <w:t xml:space="preserve">    &lt;input type="file" name="poster"</w:t>
+          <w:szCs w:val="24"/>
+        </w:rPr>
+        <w:t>&lt;p&gt;&lt;?= htmlspecialchars($message) ?&gt;&lt;/p&gt;</w:t>
       </w:r>
     </w:p>
     <w:p>
       <w:pPr>
         <w:rPr>
-          <w:sz w:val="22"/>
+          <w:szCs w:val="24"/>
+        </w:rPr>
+      </w:pPr>
+    </w:p>
+    <w:p>
+      <w:pPr>
+        <w:rPr>
+          <w:szCs w:val="24"/>
         </w:rPr>
       </w:pPr>
       <w:r>
         <w:rPr>
-          <w:sz w:val="22"/>
-        </w:rPr>
-        <w:t xml:space="preserve">           accept=".jpg,.jpeg</w:t>
-      </w:r>
-      <w:proofErr w:type="gramStart"/>
-      <w:r>
-        <w:rPr>
-          <w:sz w:val="22"/>
-        </w:rPr>
-        <w:t>,.</w:t>
-      </w:r>
-      <w:proofErr w:type="spellStart"/>
-      <w:r>
-        <w:rPr>
-          <w:sz w:val="22"/>
-        </w:rPr>
-        <w:t>png</w:t>
-      </w:r>
-      <w:proofErr w:type="spellEnd"/>
-      <w:r>
-        <w:rPr>
-          <w:sz w:val="22"/>
-        </w:rPr>
-        <w:t>,.</w:t>
-      </w:r>
-      <w:proofErr w:type="spellStart"/>
-      <w:proofErr w:type="gramEnd"/>
-      <w:r>
-        <w:rPr>
-          <w:sz w:val="22"/>
-        </w:rPr>
-        <w:t>webp</w:t>
-      </w:r>
-      <w:proofErr w:type="spellEnd"/>
-      <w:r>
-        <w:rPr>
-          <w:sz w:val="22"/>
-        </w:rPr>
-        <w:t>" required&gt;</w:t>
+          <w:szCs w:val="24"/>
+        </w:rPr>
+        <w:t>&lt;form method="post" enctype="multipart/form-data"&gt;</w:t>
       </w:r>
     </w:p>
     <w:p>
       <w:pPr>
         <w:rPr>
-          <w:sz w:val="22"/>
+          <w:szCs w:val="24"/>
         </w:rPr>
       </w:pPr>
       <w:r>
         <w:rPr>
-          <w:sz w:val="22"/>
-        </w:rPr>
-        <w:t xml:space="preserve">    &lt;button type="submit"&gt;Upload Poster&lt;/button&gt;</w:t>
+          <w:szCs w:val="24"/>
+        </w:rPr>
+        <w:t xml:space="preserve">    &lt;input name="title" placeholder="Event title" required&gt;</w:t>
       </w:r>
     </w:p>
     <w:p>
       <w:pPr>
         <w:rPr>
-          <w:sz w:val="22"/>
+          <w:szCs w:val="24"/>
         </w:rPr>
       </w:pPr>
       <w:r>
         <w:rPr>
-          <w:sz w:val="22"/>
+          <w:szCs w:val="24"/>
+        </w:rPr>
+        <w:t xml:space="preserve">    &lt;input type="date" name="event_date" required&gt;</w:t>
+      </w:r>
+    </w:p>
+    <w:p>
+      <w:pPr>
+        <w:rPr>
+          <w:szCs w:val="24"/>
+        </w:rPr>
+      </w:pPr>
+      <w:r>
+        <w:rPr>
+          <w:szCs w:val="24"/>
+        </w:rPr>
+        <w:t xml:space="preserve">    &lt;input type="file" name="poster" accept=".jpg,.jpeg,.png" required&gt;</w:t>
+      </w:r>
+    </w:p>
+    <w:p>
+      <w:pPr>
+        <w:rPr>
+          <w:szCs w:val="24"/>
+        </w:rPr>
+      </w:pPr>
+      <w:r>
+        <w:rPr>
+          <w:szCs w:val="24"/>
+        </w:rPr>
+        <w:t xml:space="preserve">    &lt;button type="submit"&gt;Add Event&lt;/button&gt;</w:t>
+      </w:r>
+    </w:p>
+    <w:p>
+      <w:pPr>
+        <w:rPr>
+          <w:szCs w:val="24"/>
+        </w:rPr>
+      </w:pPr>
+      <w:r>
+        <w:rPr>
+          <w:szCs w:val="24"/>
         </w:rPr>
         <w:t>&lt;/form&gt;</w:t>
       </w:r>
@@ -1584,12 +1508,253 @@
     <w:p>
       <w:pPr>
         <w:rPr>
-          <w:b/>
-          <w:bCs/>
-          <w:sz w:val="32"/>
-          <w:szCs w:val="32"/>
-        </w:rPr>
-      </w:pPr>
+          <w:szCs w:val="24"/>
+        </w:rPr>
+      </w:pPr>
+    </w:p>
+    <w:p>
+      <w:pPr>
+        <w:rPr>
+          <w:szCs w:val="24"/>
+        </w:rPr>
+      </w:pPr>
+      <w:r>
+        <w:rPr>
+          <w:szCs w:val="24"/>
+        </w:rPr>
+        <w:t>&lt;h3&gt;Events&lt;/h3&gt;</w:t>
+      </w:r>
+    </w:p>
+    <w:p>
+      <w:pPr>
+        <w:rPr>
+          <w:szCs w:val="24"/>
+        </w:rPr>
+      </w:pPr>
+      <w:r>
+        <w:rPr>
+          <w:szCs w:val="24"/>
+        </w:rPr>
+        <w:t>&lt;?php while ($event = $result-&gt;fetch_assoc()): ?&gt;</w:t>
+      </w:r>
+    </w:p>
+    <w:p>
+      <w:pPr>
+        <w:rPr>
+          <w:szCs w:val="24"/>
+        </w:rPr>
+      </w:pPr>
+      <w:r>
+        <w:rPr>
+          <w:szCs w:val="24"/>
+        </w:rPr>
+        <w:t xml:space="preserve">    &lt;div style="border:1px solid #aaa;padding:10px;margin:10px"&gt;</w:t>
+      </w:r>
+    </w:p>
+    <w:p>
+      <w:pPr>
+        <w:rPr>
+          <w:szCs w:val="24"/>
+        </w:rPr>
+      </w:pPr>
+      <w:r>
+        <w:rPr>
+          <w:szCs w:val="24"/>
+        </w:rPr>
+        <w:t xml:space="preserve">        &lt;h3&gt;&lt;?= htmlspecialchars($event["title"]) ?&gt;&lt;/h3&gt;</w:t>
+      </w:r>
+    </w:p>
+    <w:p>
+      <w:pPr>
+        <w:rPr>
+          <w:szCs w:val="24"/>
+        </w:rPr>
+      </w:pPr>
+      <w:r>
+        <w:rPr>
+          <w:szCs w:val="24"/>
+        </w:rPr>
+        <w:lastRenderedPageBreak/>
+        <w:t xml:space="preserve">        &lt;p&gt;&lt;?= htmlspecialchars($event["event_date"]) ?&gt;&lt;/p&gt;</w:t>
+      </w:r>
+    </w:p>
+    <w:p>
+      <w:pPr>
+        <w:rPr>
+          <w:szCs w:val="24"/>
+        </w:rPr>
+      </w:pPr>
+    </w:p>
+    <w:p>
+      <w:pPr>
+        <w:rPr>
+          <w:szCs w:val="24"/>
+        </w:rPr>
+      </w:pPr>
+      <w:r>
+        <w:rPr>
+          <w:szCs w:val="24"/>
+        </w:rPr>
+        <w:t xml:space="preserve">        &lt;img src="uploads/&lt;?= rawurlencode($event["poster"]) ?&gt;"</w:t>
+      </w:r>
+    </w:p>
+    <w:p>
+      <w:pPr>
+        <w:rPr>
+          <w:szCs w:val="24"/>
+        </w:rPr>
+      </w:pPr>
+      <w:r>
+        <w:rPr>
+          <w:szCs w:val="24"/>
+        </w:rPr>
+        <w:t xml:space="preserve">             alt="Event poster" width="150"&gt;</w:t>
+      </w:r>
+    </w:p>
+    <w:p>
+      <w:pPr>
+        <w:rPr>
+          <w:szCs w:val="24"/>
+        </w:rPr>
+      </w:pPr>
+    </w:p>
+    <w:p>
+      <w:pPr>
+        <w:rPr>
+          <w:szCs w:val="24"/>
+        </w:rPr>
+      </w:pPr>
+      <w:r>
+        <w:rPr>
+          <w:szCs w:val="24"/>
+        </w:rPr>
+        <w:t xml:space="preserve">        &lt;form method="post"</w:t>
+      </w:r>
+    </w:p>
+    <w:p>
+      <w:pPr>
+        <w:rPr>
+          <w:szCs w:val="24"/>
+        </w:rPr>
+      </w:pPr>
+      <w:r>
+        <w:rPr>
+          <w:szCs w:val="24"/>
+        </w:rPr>
+        <w:t xml:space="preserve">              onsubmit="return confirm('Delete this event?')"&gt;</w:t>
+      </w:r>
+    </w:p>
+    <w:p>
+      <w:pPr>
+        <w:rPr>
+          <w:szCs w:val="24"/>
+        </w:rPr>
+      </w:pPr>
+      <w:r>
+        <w:rPr>
+          <w:szCs w:val="24"/>
+        </w:rPr>
+        <w:t xml:space="preserve">            &lt;input type="hidden" name="id" value="&lt;?= (int)$event["id"] ?&gt;"&gt;</w:t>
+      </w:r>
+    </w:p>
+    <w:p>
+      <w:pPr>
+        <w:rPr>
+          <w:szCs w:val="24"/>
+        </w:rPr>
+      </w:pPr>
+      <w:r>
+        <w:rPr>
+          <w:szCs w:val="24"/>
+        </w:rPr>
+        <w:t xml:space="preserve">            &lt;button name="delete"&gt;Delete&lt;/button&gt;</w:t>
+      </w:r>
+    </w:p>
+    <w:p>
+      <w:pPr>
+        <w:rPr>
+          <w:szCs w:val="24"/>
+        </w:rPr>
+      </w:pPr>
+      <w:r>
+        <w:rPr>
+          <w:szCs w:val="24"/>
+        </w:rPr>
+        <w:t xml:space="preserve">        &lt;/form&gt;</w:t>
+      </w:r>
+    </w:p>
+    <w:p>
+      <w:pPr>
+        <w:rPr>
+          <w:szCs w:val="24"/>
+        </w:rPr>
+      </w:pPr>
+      <w:r>
+        <w:rPr>
+          <w:szCs w:val="24"/>
+        </w:rPr>
+        <w:t xml:space="preserve">    &lt;/div&gt;</w:t>
+      </w:r>
+    </w:p>
+    <w:p>
+      <w:pPr>
+        <w:rPr>
+          <w:szCs w:val="24"/>
+        </w:rPr>
+      </w:pPr>
+      <w:r>
+        <w:rPr>
+          <w:szCs w:val="24"/>
+        </w:rPr>
+        <w:t>&lt;?php endwhile; ?&gt;</w:t>
+      </w:r>
+    </w:p>
+    <w:p>
+      <w:pPr>
+        <w:rPr>
+          <w:szCs w:val="24"/>
+        </w:rPr>
+      </w:pPr>
+      <w:r>
+        <w:rPr>
+          <w:szCs w:val="24"/>
+        </w:rPr>
+        <w:drawing>
+          <wp:inline distT="0" distB="0" distL="0" distR="0" wp14:anchorId="4A38C3C3" wp14:editId="3EB810AB">
+            <wp:extent cx="5486400" cy="3340100"/>
+            <wp:effectExtent l="0" t="0" r="0" b="0"/>
+            <wp:docPr id="1195329124" name="Picture 1"/>
+            <wp:cNvGraphicFramePr>
+              <a:graphicFrameLocks xmlns:a="http://schemas.openxmlformats.org/drawingml/2006/main" noChangeAspect="1"/>
+            </wp:cNvGraphicFramePr>
+            <a:graphic xmlns:a="http://schemas.openxmlformats.org/drawingml/2006/main">
+              <a:graphicData uri="http://schemas.openxmlformats.org/drawingml/2006/picture">
+                <pic:pic xmlns:pic="http://schemas.openxmlformats.org/drawingml/2006/picture">
+                  <pic:nvPicPr>
+                    <pic:cNvPr id="1195329124" name=""/>
+                    <pic:cNvPicPr/>
+                  </pic:nvPicPr>
+                  <pic:blipFill>
+                    <a:blip r:embed="rId8"/>
+                    <a:stretch>
+                      <a:fillRect/>
+                    </a:stretch>
+                  </pic:blipFill>
+                  <pic:spPr>
+                    <a:xfrm>
+                      <a:off x="0" y="0"/>
+                      <a:ext cx="5486400" cy="3340100"/>
+                    </a:xfrm>
+                    <a:prstGeom prst="rect">
+                      <a:avLst/>
+                    </a:prstGeom>
+                  </pic:spPr>
+                </pic:pic>
+              </a:graphicData>
+            </a:graphic>
+          </wp:inline>
+        </w:drawing>
+      </w:r>
     </w:p>
     <w:p>
       <w:pPr>
@@ -1642,25 +1807,8 @@
           <w:szCs w:val="28"/>
           <w:lang w:val="en-IN"/>
         </w:rPr>
-        <w:t xml:space="preserve">Connected PHP to MySQL using </w:t>
-      </w:r>
-      <w:proofErr w:type="spellStart"/>
-      <w:r>
-        <w:rPr>
-          <w:sz w:val="28"/>
-          <w:szCs w:val="28"/>
-          <w:lang w:val="en-IN"/>
-        </w:rPr>
-        <w:t>MySQLi</w:t>
-      </w:r>
-      <w:proofErr w:type="spellEnd"/>
-      <w:r>
-        <w:rPr>
-          <w:sz w:val="28"/>
-          <w:szCs w:val="28"/>
-          <w:lang w:val="en-IN"/>
-        </w:rPr>
-        <w:t>.</w:t>
+        <w:lastRenderedPageBreak/>
+        <w:t>Connected PHP to MySQL using MySQLi.</w:t>
       </w:r>
     </w:p>
     <w:p>
@@ -1872,7 +2020,6 @@
           <w:sz w:val="28"/>
           <w:szCs w:val="22"/>
         </w:rPr>
-        <w:lastRenderedPageBreak/>
         <w:t>Learning Outcomes</w:t>
       </w:r>
       <w:r>
@@ -1959,8 +2106,8 @@
     </w:p>
     <w:p/>
     <w:sectPr>
-      <w:headerReference w:type="default" r:id="rId8"/>
-      <w:footerReference w:type="default" r:id="rId9"/>
+      <w:headerReference w:type="default" r:id="rId9"/>
+      <w:footerReference w:type="default" r:id="rId10"/>
       <w:pgSz w:w="12240" w:h="15840"/>
       <w:pgMar w:top="1440" w:right="1800" w:bottom="1440" w:left="1800" w:header="720" w:footer="720" w:gutter="0"/>
       <w:cols w:space="720"/>
@@ -5752,6 +5899,7 @@
   <w:style w:type="character" w:default="1" w:styleId="DefaultParagraphFont">
     <w:name w:val="Default Paragraph Font"/>
     <w:uiPriority w:val="1"/>
+    <w:semiHidden/>
     <w:unhideWhenUsed/>
   </w:style>
   <w:style w:type="table" w:default="1" w:styleId="TableNormal">
